--- a/courts/tenth-circuit/oklahoma/federal/bankruptcy-western-district/adversary-complaint/docx/reference.docx
+++ b/courts/tenth-circuit/oklahoma/federal/bankruptcy-western-district/adversary-complaint/docx/reference.docx
@@ -515,7 +515,7 @@
   <w:docDefaults>
     <w:rPrDefault>
       <w:rPr>
-        <w:rFonts w:ascii="EB Garamond" w:hAnsi="EB Garamond" w:eastAsia="EB Garamond" w:cs="EB Garamond"/>
+        <w:rFonts w:ascii="Times New Roman" w:hAnsi="Times New Roman" w:eastAsia="Times New Roman" w:cs="Times New Roman"/>
         <w:sz w:val="24"/>
         <w:szCs w:val="24"/>
         <w:lang w:val="en-US" w:eastAsia="en-US" w:bidi="ar-SA"/>

--- a/courts/tenth-circuit/oklahoma/federal/bankruptcy-western-district/adversary-complaint/docx/reference.docx
+++ b/courts/tenth-circuit/oklahoma/federal/bankruptcy-western-district/adversary-complaint/docx/reference.docx
@@ -315,9 +315,7 @@
     </w:p>
     <w:sectPr>
       <w:footerReference w:type="default" r:id="rIdOkwbFooter"/>
-      <w:footnotePr>
-        <w:numRestart w:val="eachSect"/>
-      </w:footnotePr>
+      <w:footnotePr/>
       <w:pgSz w:w="12240" w:h="15840"/>
       <w:pgMar w:top="1440" w:right="1440" w:bottom="1440" w:left="1440" w:header="720" w:footer="720" w:gutter="0"/>
       <w:cols w:space="720"/>
